--- a/sem_2/Lab1/Lab1.docx
+++ b/sem_2/Lab1/Lab1.docx
@@ -776,7 +776,32 @@
           <w:sz w:val="28"/>
           <w:szCs w:val="28"/>
         </w:rPr>
-        <w:t>Реализовать метод multiply(double k), который выполняет умножение сформированного числа на вещественное число k.</w:t>
+        <w:t xml:space="preserve">Реализовать метод </w:t>
+      </w:r>
+      <w:r>
+        <w:rPr>
+          <w:rFonts w:hint="default"/>
+          <w:sz w:val="28"/>
+          <w:szCs w:val="28"/>
+          <w:lang w:val="en-US"/>
+        </w:rPr>
+        <w:t xml:space="preserve">multiply(int k) </w:t>
+      </w:r>
+      <w:r>
+        <w:rPr>
+          <w:rFonts w:hint="default"/>
+          <w:sz w:val="28"/>
+          <w:szCs w:val="28"/>
+          <w:lang w:val="ru-RU"/>
+        </w:rPr>
+        <w:t xml:space="preserve">и </w:t>
+      </w:r>
+      <w:r>
+        <w:rPr>
+          <w:sz w:val="28"/>
+          <w:szCs w:val="28"/>
+        </w:rPr>
+        <w:t>multiply(double k), который выполняет умножение сформированного числа на вещественное число k.</w:t>
       </w:r>
     </w:p>
     <w:p>
@@ -965,19 +990,6 @@
     </w:p>
     <w:p>
       <w:pPr>
-        <w:pStyle w:val="38"/>
-        <w:spacing w:after="30" w:line="360" w:lineRule="auto"/>
-        <w:ind w:left="0" w:leftChars="0" w:firstLine="0" w:firstLineChars="0"/>
-        <w:jc w:val="both"/>
-        <w:rPr>
-          <w:rFonts w:ascii="Times New Roman" w:hAnsi="Times New Roman" w:cs="Times New Roman"/>
-          <w:sz w:val="28"/>
-          <w:szCs w:val="28"/>
-        </w:rPr>
-      </w:pPr>
-    </w:p>
-    <w:p>
-      <w:pPr>
         <w:spacing w:after="30" w:line="360" w:lineRule="auto"/>
         <w:jc w:val="both"/>
         <w:rPr>
@@ -1385,14 +1397,70 @@
         <w:spacing w:line="360" w:lineRule="auto"/>
         <w:ind w:left="1080" w:leftChars="0" w:hanging="420" w:firstLineChars="0"/>
         <w:jc w:val="both"/>
-      </w:pPr>
-      <w:r>
         <w:rPr>
           <w:rFonts w:hint="default"/>
           <w:sz w:val="28"/>
           <w:szCs w:val="28"/>
           <w:lang w:val="en-US"/>
         </w:rPr>
+      </w:pPr>
+      <w:r>
+        <w:rPr>
+          <w:rFonts w:hint="default"/>
+          <w:sz w:val="28"/>
+          <w:szCs w:val="28"/>
+          <w:lang w:val="en-US"/>
+        </w:rPr>
+        <w:t xml:space="preserve">int myltiple(int k) — </w:t>
+      </w:r>
+      <w:r>
+        <w:rPr>
+          <w:sz w:val="28"/>
+          <w:szCs w:val="28"/>
+        </w:rPr>
+        <w:t>метод для выполнения арифметической операции умножения</w:t>
+      </w:r>
+      <w:r>
+        <w:rPr>
+          <w:rFonts w:hint="default"/>
+          <w:sz w:val="28"/>
+          <w:szCs w:val="28"/>
+          <w:lang w:val="en-US"/>
+        </w:rPr>
+        <w:t xml:space="preserve"> </w:t>
+      </w:r>
+      <w:r>
+        <w:rPr>
+          <w:rFonts w:hint="default"/>
+          <w:sz w:val="28"/>
+          <w:szCs w:val="28"/>
+          <w:lang w:val="ru-RU"/>
+        </w:rPr>
+        <w:t>на целочисленное значение</w:t>
+      </w:r>
+    </w:p>
+    <w:p>
+      <w:pPr>
+        <w:pStyle w:val="22"/>
+        <w:keepNext w:val="0"/>
+        <w:keepLines w:val="0"/>
+        <w:widowControl/>
+        <w:numPr>
+          <w:ilvl w:val="0"/>
+          <w:numId w:val="4"/>
+        </w:numPr>
+        <w:suppressLineNumbers w:val="0"/>
+        <w:spacing w:line="360" w:lineRule="auto"/>
+        <w:ind w:left="1080" w:leftChars="0" w:hanging="420" w:firstLineChars="0"/>
+        <w:jc w:val="both"/>
+      </w:pPr>
+      <w:r>
+        <w:rPr>
+          <w:rFonts w:hint="default"/>
+          <w:sz w:val="28"/>
+          <w:szCs w:val="28"/>
+          <w:lang w:val="en-US"/>
+        </w:rPr>
         <w:t>d</w:t>
       </w:r>
       <w:r>
@@ -1422,16 +1490,10 @@
           <w:rFonts w:hint="default"/>
           <w:sz w:val="28"/>
           <w:szCs w:val="28"/>
-          <w:lang w:val="en-US"/>
-        </w:rPr>
-        <w:t>.</w:t>
-      </w:r>
-    </w:p>
-    <w:p>
-      <w:pPr>
-        <w:spacing w:after="30" w:line="360" w:lineRule="auto"/>
-        <w:jc w:val="both"/>
-      </w:pPr>
+          <w:lang w:val="ru-RU"/>
+        </w:rPr>
+        <w:t xml:space="preserve"> на дробное число</w:t>
+      </w:r>
     </w:p>
     <w:p>
       <w:pPr>
@@ -1672,12 +1734,11 @@
         <w:keepLines w:val="0"/>
         <w:widowControl/>
         <w:numPr>
-          <w:ilvl w:val="0"/>
           <w:numId w:val="0"/>
         </w:numPr>
         <w:suppressLineNumbers w:val="0"/>
-        <w:spacing w:before="0" w:beforeAutospacing="1" w:after="0" w:afterAutospacing="1" w:line="360" w:lineRule="auto"/>
-        <w:ind w:right="0" w:rightChars="0"/>
+        <w:spacing w:line="360" w:lineRule="auto"/>
+        <w:ind w:left="420" w:leftChars="0" w:right="0" w:rightChars="0"/>
         <w:jc w:val="both"/>
         <w:rPr>
           <w:sz w:val="28"/>
@@ -1792,7 +1853,7 @@
         <w:bidi w:val="0"/>
         <w:adjustRightInd/>
         <w:snapToGrid/>
-        <w:spacing w:before="0" w:beforeAutospacing="1" w:after="0" w:afterAutospacing="1" w:line="360" w:lineRule="auto"/>
+        <w:spacing w:before="0" w:beforeAutospacing="1" w:after="0" w:afterAutospacing="1" w:line="240" w:lineRule="auto"/>
         <w:ind w:left="0" w:leftChars="0" w:right="0" w:rightChars="0" w:firstLine="703" w:firstLineChars="0"/>
         <w:jc w:val="both"/>
         <w:textAlignment w:val="auto"/>
@@ -1808,7 +1869,47 @@
           <w:sz w:val="28"/>
           <w:szCs w:val="28"/>
         </w:rPr>
-        <w:t>Пример реализации:</w:t>
+        <w:t>fraction make_fraction(int f, double s) {</w:t>
+      </w:r>
+    </w:p>
+    <w:p>
+      <w:pPr>
+        <w:pStyle w:val="22"/>
+        <w:keepNext w:val="0"/>
+        <w:keepLines w:val="0"/>
+        <w:pageBreakBefore w:val="0"/>
+        <w:widowControl/>
+        <w:numPr>
+          <w:ilvl w:val="0"/>
+          <w:numId w:val="0"/>
+        </w:numPr>
+        <w:suppressLineNumbers w:val="0"/>
+        <w:kinsoku/>
+        <w:wordWrap/>
+        <w:overflowPunct/>
+        <w:topLinePunct w:val="0"/>
+        <w:autoSpaceDE/>
+        <w:autoSpaceDN/>
+        <w:bidi w:val="0"/>
+        <w:adjustRightInd/>
+        <w:snapToGrid/>
+        <w:spacing w:before="0" w:beforeAutospacing="1" w:after="0" w:afterAutospacing="1" w:line="240" w:lineRule="auto"/>
+        <w:ind w:left="708" w:leftChars="0" w:right="0" w:rightChars="0" w:firstLine="703" w:firstLineChars="0"/>
+        <w:jc w:val="both"/>
+        <w:textAlignment w:val="auto"/>
+        <w:rPr>
+          <w:rFonts w:hint="default" w:ascii="Times New Roman" w:hAnsi="Times New Roman" w:eastAsia="SimSun"/>
+          <w:sz w:val="28"/>
+          <w:szCs w:val="28"/>
+        </w:rPr>
+      </w:pPr>
+      <w:r>
+        <w:rPr>
+          <w:rFonts w:hint="default" w:ascii="Times New Roman" w:hAnsi="Times New Roman" w:eastAsia="SimSun"/>
+          <w:sz w:val="28"/>
+          <w:szCs w:val="28"/>
+        </w:rPr>
+        <w:t>fraction t;</w:t>
       </w:r>
     </w:p>
     <w:p>
@@ -1848,47 +1949,24 @@
           <w:sz w:val="28"/>
           <w:szCs w:val="28"/>
         </w:rPr>
-        <w:t>fraction make_fraction(int f, double s) {</w:t>
-      </w:r>
-    </w:p>
-    <w:p>
-      <w:pPr>
-        <w:pStyle w:val="22"/>
-        <w:keepNext w:val="0"/>
-        <w:keepLines w:val="0"/>
-        <w:pageBreakBefore w:val="0"/>
-        <w:widowControl/>
-        <w:numPr>
-          <w:ilvl w:val="0"/>
-          <w:numId w:val="0"/>
-        </w:numPr>
-        <w:suppressLineNumbers w:val="0"/>
-        <w:kinsoku/>
-        <w:wordWrap/>
-        <w:overflowPunct/>
-        <w:topLinePunct w:val="0"/>
-        <w:autoSpaceDE/>
-        <w:autoSpaceDN/>
-        <w:bidi w:val="0"/>
-        <w:adjustRightInd/>
-        <w:snapToGrid/>
-        <w:spacing w:before="0" w:beforeAutospacing="1" w:after="0" w:afterAutospacing="1" w:line="240" w:lineRule="auto"/>
-        <w:ind w:left="708" w:leftChars="0" w:right="0" w:rightChars="0" w:firstLine="703" w:firstLineChars="0"/>
-        <w:jc w:val="both"/>
-        <w:textAlignment w:val="auto"/>
+        <w:t xml:space="preserve">    </w:t>
+      </w:r>
+      <w:r>
+        <w:rPr>
+          <w:rFonts w:hint="default"/>
+          <w:sz w:val="28"/>
+          <w:szCs w:val="28"/>
+          <w:lang w:val="en-US"/>
+        </w:rPr>
+        <w:tab/>
+      </w:r>
+      <w:r>
         <w:rPr>
           <w:rFonts w:hint="default" w:ascii="Times New Roman" w:hAnsi="Times New Roman" w:eastAsia="SimSun"/>
           <w:sz w:val="28"/>
           <w:szCs w:val="28"/>
         </w:rPr>
-      </w:pPr>
-      <w:r>
-        <w:rPr>
-          <w:rFonts w:hint="default" w:ascii="Times New Roman" w:hAnsi="Times New Roman" w:eastAsia="SimSun"/>
-          <w:sz w:val="28"/>
-          <w:szCs w:val="28"/>
-        </w:rPr>
-        <w:t>fraction t;</w:t>
+        <w:t>t.Init(f, s);</w:t>
       </w:r>
     </w:p>
     <w:p>
@@ -1945,7 +2023,7 @@
           <w:sz w:val="28"/>
           <w:szCs w:val="28"/>
         </w:rPr>
-        <w:t>t.Init(f, s);</w:t>
+        <w:t>return t;</w:t>
       </w:r>
     </w:p>
     <w:p>
@@ -1974,35 +2052,20 @@
         <w:jc w:val="both"/>
         <w:textAlignment w:val="auto"/>
         <w:rPr>
-          <w:rFonts w:hint="default" w:ascii="Times New Roman" w:hAnsi="Times New Roman" w:eastAsia="SimSun"/>
-          <w:sz w:val="28"/>
-          <w:szCs w:val="28"/>
-        </w:rPr>
-      </w:pPr>
-      <w:r>
-        <w:rPr>
-          <w:rFonts w:hint="default" w:ascii="Times New Roman" w:hAnsi="Times New Roman" w:eastAsia="SimSun"/>
-          <w:sz w:val="28"/>
-          <w:szCs w:val="28"/>
-        </w:rPr>
-        <w:t xml:space="preserve">    </w:t>
-      </w:r>
-      <w:r>
-        <w:rPr>
           <w:rFonts w:hint="default"/>
           <w:sz w:val="28"/>
           <w:szCs w:val="28"/>
           <w:lang w:val="en-US"/>
         </w:rPr>
-        <w:tab/>
-      </w:r>
-      <w:r>
-        <w:rPr>
-          <w:rFonts w:hint="default" w:ascii="Times New Roman" w:hAnsi="Times New Roman" w:eastAsia="SimSun"/>
-          <w:sz w:val="28"/>
-          <w:szCs w:val="28"/>
-        </w:rPr>
-        <w:t>return t;</w:t>
+      </w:pPr>
+      <w:r>
+        <w:rPr>
+          <w:rFonts w:hint="default"/>
+          <w:sz w:val="28"/>
+          <w:szCs w:val="28"/>
+          <w:lang w:val="en-US"/>
+        </w:rPr>
+        <w:t>};</w:t>
       </w:r>
     </w:p>
     <w:p>
@@ -2031,20 +2094,276 @@
         <w:jc w:val="both"/>
         <w:textAlignment w:val="auto"/>
         <w:rPr>
-          <w:rFonts w:hint="default" w:cs="Times New Roman"/>
-          <w:sz w:val="28"/>
-          <w:szCs w:val="28"/>
-          <w:lang w:val="ru-RU"/>
-        </w:rPr>
-      </w:pPr>
-      <w:r>
-        <w:rPr>
-          <w:rFonts w:hint="default" w:ascii="Times New Roman" w:hAnsi="Times New Roman" w:eastAsia="SimSun"/>
-          <w:sz w:val="28"/>
-          <w:szCs w:val="28"/>
-        </w:rPr>
-        <w:t>}</w:t>
-      </w:r>
+          <w:rFonts w:hint="default"/>
+          <w:sz w:val="28"/>
+          <w:szCs w:val="28"/>
+          <w:lang w:val="en-US"/>
+        </w:rPr>
+      </w:pPr>
+    </w:p>
+    <w:p>
+      <w:pPr>
+        <w:pStyle w:val="22"/>
+        <w:keepNext w:val="0"/>
+        <w:keepLines w:val="0"/>
+        <w:pageBreakBefore w:val="0"/>
+        <w:widowControl/>
+        <w:numPr>
+          <w:ilvl w:val="0"/>
+          <w:numId w:val="0"/>
+        </w:numPr>
+        <w:suppressLineNumbers w:val="0"/>
+        <w:kinsoku/>
+        <w:wordWrap/>
+        <w:overflowPunct/>
+        <w:topLinePunct w:val="0"/>
+        <w:autoSpaceDE/>
+        <w:autoSpaceDN/>
+        <w:bidi w:val="0"/>
+        <w:adjustRightInd/>
+        <w:snapToGrid/>
+        <w:spacing w:before="0" w:beforeAutospacing="1" w:after="0" w:afterAutospacing="1" w:line="240" w:lineRule="auto"/>
+        <w:ind w:left="0" w:leftChars="0" w:right="0" w:rightChars="0" w:firstLine="703" w:firstLineChars="0"/>
+        <w:jc w:val="both"/>
+        <w:textAlignment w:val="auto"/>
+        <w:rPr>
+          <w:rFonts w:hint="default"/>
+          <w:sz w:val="28"/>
+          <w:szCs w:val="28"/>
+          <w:lang w:val="en-US"/>
+        </w:rPr>
+      </w:pPr>
+    </w:p>
+    <w:p>
+      <w:pPr>
+        <w:pStyle w:val="22"/>
+        <w:keepNext w:val="0"/>
+        <w:keepLines w:val="0"/>
+        <w:pageBreakBefore w:val="0"/>
+        <w:widowControl/>
+        <w:numPr>
+          <w:ilvl w:val="0"/>
+          <w:numId w:val="0"/>
+        </w:numPr>
+        <w:suppressLineNumbers w:val="0"/>
+        <w:kinsoku/>
+        <w:wordWrap/>
+        <w:overflowPunct/>
+        <w:topLinePunct w:val="0"/>
+        <w:autoSpaceDE/>
+        <w:autoSpaceDN/>
+        <w:bidi w:val="0"/>
+        <w:adjustRightInd/>
+        <w:snapToGrid/>
+        <w:spacing w:before="0" w:beforeAutospacing="1" w:after="0" w:afterAutospacing="1" w:line="240" w:lineRule="auto"/>
+        <w:ind w:left="0" w:leftChars="0" w:right="0" w:rightChars="0" w:firstLine="703" w:firstLineChars="0"/>
+        <w:jc w:val="both"/>
+        <w:textAlignment w:val="auto"/>
+        <w:rPr>
+          <w:rFonts w:hint="default"/>
+          <w:sz w:val="28"/>
+          <w:szCs w:val="28"/>
+          <w:lang w:val="en-US"/>
+        </w:rPr>
+      </w:pPr>
+    </w:p>
+    <w:p>
+      <w:pPr>
+        <w:pStyle w:val="22"/>
+        <w:keepNext w:val="0"/>
+        <w:keepLines w:val="0"/>
+        <w:pageBreakBefore w:val="0"/>
+        <w:widowControl/>
+        <w:numPr>
+          <w:ilvl w:val="0"/>
+          <w:numId w:val="0"/>
+        </w:numPr>
+        <w:suppressLineNumbers w:val="0"/>
+        <w:kinsoku/>
+        <w:wordWrap/>
+        <w:overflowPunct/>
+        <w:topLinePunct w:val="0"/>
+        <w:autoSpaceDE/>
+        <w:autoSpaceDN/>
+        <w:bidi w:val="0"/>
+        <w:adjustRightInd/>
+        <w:snapToGrid/>
+        <w:spacing w:before="0" w:beforeAutospacing="1" w:after="0" w:afterAutospacing="1" w:line="240" w:lineRule="auto"/>
+        <w:ind w:left="0" w:leftChars="0" w:right="0" w:rightChars="0" w:firstLine="703" w:firstLineChars="0"/>
+        <w:jc w:val="both"/>
+        <w:textAlignment w:val="auto"/>
+        <w:rPr>
+          <w:rFonts w:hint="default"/>
+          <w:sz w:val="28"/>
+          <w:szCs w:val="28"/>
+          <w:lang w:val="en-US"/>
+        </w:rPr>
+      </w:pPr>
+    </w:p>
+    <w:p>
+      <w:pPr>
+        <w:pStyle w:val="22"/>
+        <w:keepNext w:val="0"/>
+        <w:keepLines w:val="0"/>
+        <w:pageBreakBefore w:val="0"/>
+        <w:widowControl/>
+        <w:numPr>
+          <w:ilvl w:val="0"/>
+          <w:numId w:val="0"/>
+        </w:numPr>
+        <w:suppressLineNumbers w:val="0"/>
+        <w:kinsoku/>
+        <w:wordWrap/>
+        <w:overflowPunct/>
+        <w:topLinePunct w:val="0"/>
+        <w:autoSpaceDE/>
+        <w:autoSpaceDN/>
+        <w:bidi w:val="0"/>
+        <w:adjustRightInd/>
+        <w:snapToGrid/>
+        <w:spacing w:before="0" w:beforeAutospacing="1" w:after="0" w:afterAutospacing="1" w:line="240" w:lineRule="auto"/>
+        <w:ind w:left="0" w:leftChars="0" w:right="0" w:rightChars="0" w:firstLine="703" w:firstLineChars="0"/>
+        <w:jc w:val="both"/>
+        <w:textAlignment w:val="auto"/>
+        <w:rPr>
+          <w:rFonts w:hint="default"/>
+          <w:sz w:val="28"/>
+          <w:szCs w:val="28"/>
+          <w:lang w:val="en-US"/>
+        </w:rPr>
+      </w:pPr>
+    </w:p>
+    <w:p>
+      <w:pPr>
+        <w:pStyle w:val="22"/>
+        <w:keepNext w:val="0"/>
+        <w:keepLines w:val="0"/>
+        <w:pageBreakBefore w:val="0"/>
+        <w:widowControl/>
+        <w:numPr>
+          <w:ilvl w:val="0"/>
+          <w:numId w:val="0"/>
+        </w:numPr>
+        <w:suppressLineNumbers w:val="0"/>
+        <w:kinsoku/>
+        <w:wordWrap/>
+        <w:overflowPunct/>
+        <w:topLinePunct w:val="0"/>
+        <w:autoSpaceDE/>
+        <w:autoSpaceDN/>
+        <w:bidi w:val="0"/>
+        <w:adjustRightInd/>
+        <w:snapToGrid/>
+        <w:spacing w:before="0" w:beforeAutospacing="1" w:after="0" w:afterAutospacing="1" w:line="240" w:lineRule="auto"/>
+        <w:ind w:left="0" w:leftChars="0" w:right="0" w:rightChars="0" w:firstLine="703" w:firstLineChars="0"/>
+        <w:jc w:val="both"/>
+        <w:textAlignment w:val="auto"/>
+        <w:rPr>
+          <w:rFonts w:hint="default"/>
+          <w:sz w:val="28"/>
+          <w:szCs w:val="28"/>
+          <w:lang w:val="en-US"/>
+        </w:rPr>
+      </w:pPr>
+    </w:p>
+    <w:p>
+      <w:pPr>
+        <w:pStyle w:val="22"/>
+        <w:keepNext w:val="0"/>
+        <w:keepLines w:val="0"/>
+        <w:pageBreakBefore w:val="0"/>
+        <w:widowControl/>
+        <w:numPr>
+          <w:ilvl w:val="0"/>
+          <w:numId w:val="0"/>
+        </w:numPr>
+        <w:suppressLineNumbers w:val="0"/>
+        <w:kinsoku/>
+        <w:wordWrap/>
+        <w:overflowPunct/>
+        <w:topLinePunct w:val="0"/>
+        <w:autoSpaceDE/>
+        <w:autoSpaceDN/>
+        <w:bidi w:val="0"/>
+        <w:adjustRightInd/>
+        <w:snapToGrid/>
+        <w:spacing w:before="0" w:beforeAutospacing="1" w:after="0" w:afterAutospacing="1" w:line="240" w:lineRule="auto"/>
+        <w:ind w:left="0" w:leftChars="0" w:right="0" w:rightChars="0" w:firstLine="703" w:firstLineChars="0"/>
+        <w:jc w:val="both"/>
+        <w:textAlignment w:val="auto"/>
+        <w:rPr>
+          <w:rFonts w:hint="default"/>
+          <w:sz w:val="28"/>
+          <w:szCs w:val="28"/>
+          <w:lang w:val="en-US"/>
+        </w:rPr>
+      </w:pPr>
+    </w:p>
+    <w:p>
+      <w:pPr>
+        <w:pStyle w:val="22"/>
+        <w:keepNext w:val="0"/>
+        <w:keepLines w:val="0"/>
+        <w:pageBreakBefore w:val="0"/>
+        <w:widowControl/>
+        <w:numPr>
+          <w:ilvl w:val="0"/>
+          <w:numId w:val="0"/>
+        </w:numPr>
+        <w:suppressLineNumbers w:val="0"/>
+        <w:kinsoku/>
+        <w:wordWrap/>
+        <w:overflowPunct/>
+        <w:topLinePunct w:val="0"/>
+        <w:autoSpaceDE/>
+        <w:autoSpaceDN/>
+        <w:bidi w:val="0"/>
+        <w:adjustRightInd/>
+        <w:snapToGrid/>
+        <w:spacing w:before="0" w:beforeAutospacing="1" w:after="0" w:afterAutospacing="1" w:line="240" w:lineRule="auto"/>
+        <w:ind w:left="0" w:leftChars="0" w:right="0" w:rightChars="0" w:firstLine="703" w:firstLineChars="0"/>
+        <w:jc w:val="both"/>
+        <w:textAlignment w:val="auto"/>
+        <w:rPr>
+          <w:rFonts w:hint="default"/>
+          <w:sz w:val="28"/>
+          <w:szCs w:val="28"/>
+          <w:lang w:val="en-US"/>
+        </w:rPr>
+      </w:pPr>
+    </w:p>
+    <w:p>
+      <w:pPr>
+        <w:pStyle w:val="22"/>
+        <w:keepNext w:val="0"/>
+        <w:keepLines w:val="0"/>
+        <w:pageBreakBefore w:val="0"/>
+        <w:widowControl/>
+        <w:numPr>
+          <w:ilvl w:val="0"/>
+          <w:numId w:val="0"/>
+        </w:numPr>
+        <w:suppressLineNumbers w:val="0"/>
+        <w:kinsoku/>
+        <w:wordWrap/>
+        <w:overflowPunct/>
+        <w:topLinePunct w:val="0"/>
+        <w:autoSpaceDE/>
+        <w:autoSpaceDN/>
+        <w:bidi w:val="0"/>
+        <w:adjustRightInd/>
+        <w:snapToGrid/>
+        <w:spacing w:before="0" w:beforeAutospacing="1" w:after="0" w:afterAutospacing="1" w:line="240" w:lineRule="auto"/>
+        <w:ind w:left="0" w:leftChars="0" w:right="0" w:rightChars="0" w:firstLine="703" w:firstLineChars="0"/>
+        <w:jc w:val="both"/>
+        <w:textAlignment w:val="auto"/>
+        <w:rPr>
+          <w:rFonts w:hint="default"/>
+          <w:sz w:val="28"/>
+          <w:szCs w:val="28"/>
+          <w:lang w:val="en-US"/>
+        </w:rPr>
+      </w:pPr>
     </w:p>
     <w:p>
       <w:pPr>
@@ -2086,7 +2405,7 @@
           <w:szCs w:val="28"/>
           <w:lang w:val="en-US"/>
         </w:rPr>
-        <w:t>Uml-</w:t>
+        <w:t>UML-</w:t>
       </w:r>
       <w:r>
         <w:rPr>
@@ -2125,19 +2444,13 @@
         <w:ind w:right="0" w:rightChars="0"/>
         <w:jc w:val="both"/>
         <w:textAlignment w:val="auto"/>
-        <w:rPr>
-          <w:rFonts w:hint="default" w:ascii="Times New Roman" w:hAnsi="Times New Roman" w:eastAsia="SimSun" w:cs="Times New Roman"/>
-          <w:sz w:val="28"/>
-          <w:szCs w:val="28"/>
-          <w:lang w:val="ru-RU"/>
-        </w:rPr>
       </w:pPr>
       <w:r>
         <w:drawing>
           <wp:inline distT="0" distB="0" distL="114300" distR="114300">
-            <wp:extent cx="5937250" cy="2978150"/>
-            <wp:effectExtent l="0" t="0" r="6350" b="12700"/>
-            <wp:docPr id="2" name="Изображение 2"/>
+            <wp:extent cx="5986145" cy="4490720"/>
+            <wp:effectExtent l="0" t="0" r="14605" b="5080"/>
+            <wp:docPr id="3" name="Изображение 2"/>
             <wp:cNvGraphicFramePr>
               <a:graphicFrameLocks xmlns:a="http://schemas.openxmlformats.org/drawingml/2006/main" noChangeAspect="1"/>
             </wp:cNvGraphicFramePr>
@@ -2145,7 +2458,7 @@
               <a:graphicData uri="http://schemas.openxmlformats.org/drawingml/2006/picture">
                 <pic:pic xmlns:pic="http://schemas.openxmlformats.org/drawingml/2006/picture">
                   <pic:nvPicPr>
-                    <pic:cNvPr id="2" name="Изображение 2"/>
+                    <pic:cNvPr id="3" name="Изображение 2"/>
                     <pic:cNvPicPr>
                       <a:picLocks noChangeAspect="1"/>
                     </pic:cNvPicPr>
@@ -2159,7 +2472,7 @@
                   <pic:spPr>
                     <a:xfrm>
                       <a:off x="0" y="0"/>
-                      <a:ext cx="5937250" cy="2978150"/>
+                      <a:ext cx="5986145" cy="4490720"/>
                     </a:xfrm>
                     <a:prstGeom prst="rect">
                       <a:avLst/>
@@ -2175,6 +2488,39 @@
           </wp:inline>
         </w:drawing>
       </w:r>
+      <w:bookmarkStart w:id="0" w:name="_GoBack"/>
+      <w:bookmarkEnd w:id="0"/>
+    </w:p>
+    <w:p>
+      <w:pPr>
+        <w:pStyle w:val="22"/>
+        <w:keepNext w:val="0"/>
+        <w:keepLines w:val="0"/>
+        <w:pageBreakBefore w:val="0"/>
+        <w:widowControl/>
+        <w:numPr>
+          <w:ilvl w:val="0"/>
+          <w:numId w:val="0"/>
+        </w:numPr>
+        <w:suppressLineNumbers w:val="0"/>
+        <w:kinsoku/>
+        <w:wordWrap/>
+        <w:overflowPunct/>
+        <w:topLinePunct w:val="0"/>
+        <w:autoSpaceDE/>
+        <w:autoSpaceDN/>
+        <w:bidi w:val="0"/>
+        <w:adjustRightInd/>
+        <w:snapToGrid/>
+        <w:spacing w:before="0" w:beforeAutospacing="1" w:after="0" w:afterAutospacing="1" w:line="360" w:lineRule="auto"/>
+        <w:ind w:right="0" w:rightChars="0"/>
+        <w:jc w:val="both"/>
+        <w:textAlignment w:val="auto"/>
+        <w:rPr>
+          <w:rFonts w:hint="default"/>
+          <w:lang w:val="ru-RU"/>
+        </w:rPr>
+      </w:pPr>
     </w:p>
     <w:p>
       <w:pPr>
@@ -2386,6 +2732,7 @@
         <w:keepLines w:val="0"/>
         <w:widowControl/>
         <w:numPr>
+          <w:ilvl w:val="0"/>
           <w:numId w:val="0"/>
         </w:numPr>
         <w:suppressLineNumbers w:val="0"/>
@@ -2501,6 +2848,7 @@
         <w:keepLines w:val="0"/>
         <w:widowControl/>
         <w:numPr>
+          <w:ilvl w:val="0"/>
           <w:numId w:val="0"/>
         </w:numPr>
         <w:suppressLineNumbers w:val="0"/>
@@ -2539,8 +2887,6 @@
         <w:spacing w:after="30" w:line="360" w:lineRule="auto"/>
         <w:jc w:val="both"/>
       </w:pPr>
-      <w:bookmarkStart w:id="0" w:name="_GoBack"/>
-      <w:bookmarkEnd w:id="0"/>
     </w:p>
     <w:p>
       <w:pPr>
